--- a/swh/docx/003.content.docx
+++ b/swh/docx/003.content.docx
@@ -19,7 +19,7 @@
         <w:rPr>
           <w:lang w:val="sw_KE" w:bidi="sw_KE"/>
         </w:rPr>
-        <w:t>Resource: Tyndale Open Study Notes</w:t>
+        <w:t>Resource: Aquifer Open Study Notes (Profiles)</w:t>
       </w:r>
       <w:r>
         <w:rPr>
@@ -112,7 +112,7 @@
         <w:rPr>
           <w:lang w:val="sw_KE" w:bidi="sw_KE"/>
         </w:rPr>
-        <w:t>Tyndale Open Study Notes</w:t>
+        <w:t>Aquifer Open Study Notes (Profiles)</w:t>
       </w:r>
     </w:p>
     <w:p>

--- a/swh/docx/003.content.docx
+++ b/swh/docx/003.content.docx
@@ -247,18 +247,12 @@
         </w:rPr>
         <w:t>Danieli alikuwa wa familia ya kifalme ya Yuda wakati jeshi la Babeli liliposhambulia Yerusalemu kwa mara ya kwanza mwaka wa 605 Kabla ya Krisro (KK) (</w:t>
       </w:r>
-      <w:hyperlink r:id="rId13">
-        <w:r>
-          <w:rPr>
-            <w:lang w:val="sw_KE" w:bidi="sw_KE"/>
-          </w:rPr>
-          <w:rPr>
-            <w:color w:val="0000EE"/>
-            <w:u w:val="single"/>
-          </w:rPr>
-          <w:t>Danieli 1:3</w:t>
-        </w:r>
-      </w:hyperlink>
+      <w:r>
+        <w:rPr>
+          <w:lang w:val="sw_KE" w:bidi="sw_KE"/>
+        </w:rPr>
+        <w:t>Danieli 1:3</w:t>
+      </w:r>
       <w:r>
         <w:rPr>
           <w:lang w:val="sw_KE" w:bidi="sw_KE"/>
@@ -279,72 +273,48 @@
         </w:rPr>
         <w:t xml:space="preserve">Danieli alifanya kazi katika mahakama kwa karibu miaka sabini (tazama </w:t>
       </w:r>
-      <w:hyperlink r:id="rId14">
-        <w:r>
-          <w:rPr>
-            <w:lang w:val="sw_KE" w:bidi="sw_KE"/>
-          </w:rPr>
-          <w:rPr>
-            <w:color w:val="0000EE"/>
-            <w:u w:val="single"/>
-          </w:rPr>
-          <w:t>Danieli 1:21</w:t>
-        </w:r>
-      </w:hyperlink>
+      <w:r>
+        <w:rPr>
+          <w:lang w:val="sw_KE" w:bidi="sw_KE"/>
+        </w:rPr>
+        <w:t>Danieli 1:21</w:t>
+      </w:r>
       <w:r>
         <w:rPr>
           <w:lang w:val="sw_KE" w:bidi="sw_KE"/>
         </w:rPr>
         <w:t>). Alijipatia haraka sifa ya kuwa na akili na uaminifu wa hali ya juu kwa Mungu. Wakati Nebukadneza alipokuwa na ndoto ya kusumbua, Mungu alifichua maana yake kwa Danieli, ambaye aliieleza kwa mfalme (</w:t>
       </w:r>
-      <w:hyperlink r:id="rId15">
-        <w:r>
-          <w:rPr>
-            <w:lang w:val="sw_KE" w:bidi="sw_KE"/>
-          </w:rPr>
-          <w:rPr>
-            <w:color w:val="0000EE"/>
-            <w:u w:val="single"/>
-          </w:rPr>
-          <w:t>Danieli 2</w:t>
-        </w:r>
-      </w:hyperlink>
+      <w:r>
+        <w:rPr>
+          <w:lang w:val="sw_KE" w:bidi="sw_KE"/>
+        </w:rPr>
+        <w:t>Danieli 2</w:t>
+      </w:r>
       <w:r>
         <w:rPr>
           <w:lang w:val="sw_KE" w:bidi="sw_KE"/>
         </w:rPr>
         <w:t>). Baadaye, Danieli alifafanua ndoto ya pili kuhusu kiburi cha mfalme (</w:t>
       </w:r>
-      <w:hyperlink r:id="rId16">
-        <w:r>
-          <w:rPr>
-            <w:lang w:val="sw_KE" w:bidi="sw_KE"/>
-          </w:rPr>
-          <w:rPr>
-            <w:color w:val="0000EE"/>
-            <w:u w:val="single"/>
-          </w:rPr>
-          <w:t>Danieli 4</w:t>
-        </w:r>
-      </w:hyperlink>
+      <w:r>
+        <w:rPr>
+          <w:lang w:val="sw_KE" w:bidi="sw_KE"/>
+        </w:rPr>
+        <w:t>Danieli 4</w:t>
+      </w:r>
       <w:r>
         <w:rPr>
           <w:lang w:val="sw_KE" w:bidi="sw_KE"/>
         </w:rPr>
         <w:t>). Danieli alimhimiza Nebukadneza kutubu, lakini hakufanya hivyo. Matokeo yake, Nebukadneza alipoteza akili yake kwa muda (</w:t>
       </w:r>
-      <w:hyperlink r:id="rId17">
-        <w:r>
-          <w:rPr>
-            <w:lang w:val="sw_KE" w:bidi="sw_KE"/>
-          </w:rPr>
-          <w:rPr>
-            <w:color w:val="0000EE"/>
-            <w:u w:val="single"/>
-          </w:rPr>
-          <w:t>Danieli 4:28–37</w:t>
-        </w:r>
-      </w:hyperlink>
+      <w:r>
+        <w:rPr>
+          <w:lang w:val="sw_KE" w:bidi="sw_KE"/>
+        </w:rPr>
+        <w:t>Danieli 4:28–37</w:t>
+      </w:r>
       <w:r>
         <w:rPr>
           <w:lang w:val="sw_KE" w:bidi="sw_KE"/>
@@ -379,18 +349,12 @@
         </w:rPr>
         <w:t>Baadaye, Belshaza, naibu wa Babuloni, alitumia vyombo vitakatifu kutoka hekalu la Yerusalemu bila heshima wakati wa karamu mwaka wa 539 KK. Ghafla, mkono usio na mwili uliandika maneno "Mene, Mene, Tekel, na Parsin" kwenye ukuta wa ikulu. Danieli alitafsiri maneno haya kama utabiri wa mwisho wa karibu wa Babuloni. Usiku huo huo, Waajemi waliteka mji mkuu na kumuua Belshaza (</w:t>
       </w:r>
-      <w:hyperlink r:id="rId18">
-        <w:r>
-          <w:rPr>
-            <w:lang w:val="sw_KE" w:bidi="sw_KE"/>
-          </w:rPr>
-          <w:rPr>
-            <w:color w:val="0000EE"/>
-            <w:u w:val="single"/>
-          </w:rPr>
-          <w:t>Danieli 5:1–31</w:t>
-        </w:r>
-      </w:hyperlink>
+      <w:r>
+        <w:rPr>
+          <w:lang w:val="sw_KE" w:bidi="sw_KE"/>
+        </w:rPr>
+        <w:t>Danieli 5:1–31</w:t>
+      </w:r>
       <w:r>
         <w:rPr>
           <w:lang w:val="sw_KE" w:bidi="sw_KE"/>
@@ -411,72 +375,48 @@
         </w:rPr>
         <w:t>Mwaka 539 KK, chini ya Dario Mmedi, Danieli aliteuliwa kuwa msimamizi wa ufalme (</w:t>
       </w:r>
-      <w:hyperlink r:id="rId19">
-        <w:r>
-          <w:rPr>
-            <w:lang w:val="sw_KE" w:bidi="sw_KE"/>
-          </w:rPr>
-          <w:rPr>
-            <w:color w:val="0000EE"/>
-            <w:u w:val="single"/>
-          </w:rPr>
-          <w:t>Danieli 6:2</w:t>
-        </w:r>
-      </w:hyperlink>
+      <w:r>
+        <w:rPr>
+          <w:lang w:val="sw_KE" w:bidi="sw_KE"/>
+        </w:rPr>
+        <w:t>Danieli 6:2</w:t>
+      </w:r>
       <w:r>
         <w:rPr>
           <w:lang w:val="sw_KE" w:bidi="sw_KE"/>
         </w:rPr>
         <w:t>). Usimamizi bora wa Danieli uliwakera maadui zake wa kisiasa. Walimshawishi Dario kutoa amri iliyopiga marufuku ibada kwa yeyote isipokuwa mfalme, na adhabu ilikuwa kutupwa kwenye tundu la simba. Ili kudumisha imani zake za kidini, Danieli alivunja sheria hiyo, lakini kwa miujiza hakudhuriwa na simba. Baadaye, alirejea kwenye nafasi yake (</w:t>
       </w:r>
-      <w:hyperlink r:id="rId20">
-        <w:r>
-          <w:rPr>
-            <w:lang w:val="sw_KE" w:bidi="sw_KE"/>
-          </w:rPr>
-          <w:rPr>
-            <w:color w:val="0000EE"/>
-            <w:u w:val="single"/>
-          </w:rPr>
-          <w:t>Danieli 6:17–28</w:t>
-        </w:r>
-      </w:hyperlink>
+      <w:r>
+        <w:rPr>
+          <w:lang w:val="sw_KE" w:bidi="sw_KE"/>
+        </w:rPr>
+        <w:t>Danieli 6:17–28</w:t>
+      </w:r>
       <w:r>
         <w:rPr>
           <w:lang w:val="sw_KE" w:bidi="sw_KE"/>
         </w:rPr>
         <w:t>). Maono ya baadaye ya Danieli yanatoka kipindi hiki (</w:t>
       </w:r>
-      <w:hyperlink r:id="rId21">
-        <w:r>
-          <w:rPr>
-            <w:lang w:val="sw_KE" w:bidi="sw_KE"/>
-          </w:rPr>
-          <w:rPr>
-            <w:color w:val="0000EE"/>
-            <w:u w:val="single"/>
-          </w:rPr>
-          <w:t>Danieli 10:1</w:t>
-        </w:r>
-      </w:hyperlink>
+      <w:r>
+        <w:rPr>
+          <w:lang w:val="sw_KE" w:bidi="sw_KE"/>
+        </w:rPr>
+        <w:t>Danieli 10:1</w:t>
+      </w:r>
       <w:r>
         <w:rPr>
           <w:lang w:val="sw_KE" w:bidi="sw_KE"/>
         </w:rPr>
         <w:t xml:space="preserve">, </w:t>
       </w:r>
-      <w:hyperlink r:id="rId22">
-        <w:r>
-          <w:rPr>
-            <w:lang w:val="sw_KE" w:bidi="sw_KE"/>
-          </w:rPr>
-          <w:rPr>
-            <w:color w:val="0000EE"/>
-            <w:u w:val="single"/>
-          </w:rPr>
-          <w:t>4</w:t>
-        </w:r>
-      </w:hyperlink>
+      <w:r>
+        <w:rPr>
+          <w:lang w:val="sw_KE" w:bidi="sw_KE"/>
+        </w:rPr>
+        <w:t>4</w:t>
+      </w:r>
       <w:r>
         <w:rPr>
           <w:lang w:val="sw_KE" w:bidi="sw_KE"/>
@@ -497,108 +437,72 @@
         </w:rPr>
         <w:t xml:space="preserve">Unabii wa Danieli ni mgumu kuelewa kwa kina, lakini ujumbe wake uko wazi: Nguvu za uovu ziko madarakani sasa, lakini Mungu anadhibiti na ataokoa watu wake. Yesu na waandishi wa Agano Jipya walimnukuu Danieli, mara nyingi wakitumia taswira yake wanapozungumzia nyakati za mwisho (kwa mfano, linganisha </w:t>
       </w:r>
-      <w:hyperlink r:id="rId23">
-        <w:r>
-          <w:rPr>
-            <w:lang w:val="sw_KE" w:bidi="sw_KE"/>
-          </w:rPr>
-          <w:rPr>
-            <w:color w:val="0000EE"/>
-            <w:u w:val="single"/>
-          </w:rPr>
-          <w:t>Danieli 7:1–9</w:t>
-        </w:r>
-      </w:hyperlink>
+      <w:r>
+        <w:rPr>
+          <w:lang w:val="sw_KE" w:bidi="sw_KE"/>
+        </w:rPr>
+        <w:t>Danieli 7:1–9</w:t>
+      </w:r>
       <w:r>
         <w:rPr>
           <w:lang w:val="sw_KE" w:bidi="sw_KE"/>
         </w:rPr>
         <w:t xml:space="preserve"> na </w:t>
       </w:r>
-      <w:hyperlink r:id="rId24">
-        <w:r>
-          <w:rPr>
-            <w:lang w:val="sw_KE" w:bidi="sw_KE"/>
-          </w:rPr>
-          <w:rPr>
-            <w:color w:val="0000EE"/>
-            <w:u w:val="single"/>
-          </w:rPr>
-          <w:t>Ufunuo 13:1–10</w:t>
-        </w:r>
-      </w:hyperlink>
+      <w:r>
+        <w:rPr>
+          <w:lang w:val="sw_KE" w:bidi="sw_KE"/>
+        </w:rPr>
+        <w:t>Ufunuo 13:1–10</w:t>
+      </w:r>
       <w:r>
         <w:rPr>
           <w:lang w:val="sw_KE" w:bidi="sw_KE"/>
         </w:rPr>
         <w:t xml:space="preserve">; </w:t>
       </w:r>
-      <w:hyperlink r:id="rId25">
-        <w:r>
-          <w:rPr>
-            <w:lang w:val="sw_KE" w:bidi="sw_KE"/>
-          </w:rPr>
-          <w:rPr>
-            <w:color w:val="0000EE"/>
-            <w:u w:val="single"/>
-          </w:rPr>
-          <w:t>Danieli 7:13</w:t>
-        </w:r>
-      </w:hyperlink>
+      <w:r>
+        <w:rPr>
+          <w:lang w:val="sw_KE" w:bidi="sw_KE"/>
+        </w:rPr>
+        <w:t>Danieli 7:13</w:t>
+      </w:r>
       <w:r>
         <w:rPr>
           <w:lang w:val="sw_KE" w:bidi="sw_KE"/>
         </w:rPr>
         <w:t xml:space="preserve"> na </w:t>
       </w:r>
-      <w:hyperlink r:id="rId26">
-        <w:r>
-          <w:rPr>
-            <w:lang w:val="sw_KE" w:bidi="sw_KE"/>
-          </w:rPr>
-          <w:rPr>
-            <w:color w:val="0000EE"/>
-            <w:u w:val="single"/>
-          </w:rPr>
-          <w:t>Ufunuo 1:7</w:t>
-        </w:r>
-      </w:hyperlink>
+      <w:r>
+        <w:rPr>
+          <w:lang w:val="sw_KE" w:bidi="sw_KE"/>
+        </w:rPr>
+        <w:t>Ufunuo 1:7</w:t>
+      </w:r>
       <w:r>
         <w:rPr>
           <w:lang w:val="sw_KE" w:bidi="sw_KE"/>
         </w:rPr>
         <w:t xml:space="preserve">; </w:t>
       </w:r>
-      <w:hyperlink r:id="rId27">
-        <w:r>
-          <w:rPr>
-            <w:lang w:val="sw_KE" w:bidi="sw_KE"/>
-          </w:rPr>
-          <w:rPr>
-            <w:color w:val="0000EE"/>
-            <w:u w:val="single"/>
-          </w:rPr>
-          <w:t>Danieli 9:27</w:t>
-        </w:r>
-      </w:hyperlink>
+      <w:r>
+        <w:rPr>
+          <w:lang w:val="sw_KE" w:bidi="sw_KE"/>
+        </w:rPr>
+        <w:t>Danieli 9:27</w:t>
+      </w:r>
       <w:r>
         <w:rPr>
           <w:lang w:val="sw_KE" w:bidi="sw_KE"/>
         </w:rPr>
         <w:t xml:space="preserve"> na </w:t>
       </w:r>
-      <w:hyperlink r:id="rId28">
-        <w:r>
-          <w:rPr>
-            <w:lang w:val="sw_KE" w:bidi="sw_KE"/>
-          </w:rPr>
-          <w:rPr>
-            <w:color w:val="0000EE"/>
-            <w:u w:val="single"/>
-          </w:rPr>
-          <w:t>Mathayo 24:15</w:t>
-        </w:r>
-      </w:hyperlink>
+      <w:r>
+        <w:rPr>
+          <w:lang w:val="sw_KE" w:bidi="sw_KE"/>
+        </w:rPr>
+        <w:t>Mathayo 24:15</w:t>
+      </w:r>
       <w:r>
         <w:rPr>
           <w:lang w:val="sw_KE" w:bidi="sw_KE"/>
@@ -628,90 +532,60 @@
           <w:lang w:val="sw_KE" w:bidi="sw_KE"/>
         </w:rPr>
       </w:r>
-      <w:hyperlink r:id="rId29">
-        <w:r>
-          <w:rPr>
-            <w:lang w:val="sw_KE" w:bidi="sw_KE"/>
-          </w:rPr>
-          <w:rPr>
-            <w:color w:val="0000EE"/>
-            <w:u w:val="single"/>
-          </w:rPr>
-          <w:t>Ezekieli 14:14</w:t>
-        </w:r>
-      </w:hyperlink>
+      <w:r>
+        <w:rPr>
+          <w:lang w:val="sw_KE" w:bidi="sw_KE"/>
+        </w:rPr>
+        <w:t>Ezekieli 14:14</w:t>
+      </w:r>
       <w:r>
         <w:rPr>
           <w:lang w:val="sw_KE" w:bidi="sw_KE"/>
         </w:rPr>
         <w:t xml:space="preserve">, </w:t>
       </w:r>
-      <w:hyperlink r:id="rId30">
-        <w:r>
-          <w:rPr>
-            <w:lang w:val="sw_KE" w:bidi="sw_KE"/>
-          </w:rPr>
-          <w:rPr>
-            <w:color w:val="0000EE"/>
-            <w:u w:val="single"/>
-          </w:rPr>
-          <w:t>20</w:t>
-        </w:r>
-      </w:hyperlink>
+      <w:r>
+        <w:rPr>
+          <w:lang w:val="sw_KE" w:bidi="sw_KE"/>
+        </w:rPr>
+        <w:t>20</w:t>
+      </w:r>
       <w:r>
         <w:rPr>
           <w:lang w:val="sw_KE" w:bidi="sw_KE"/>
         </w:rPr>
         <w:t xml:space="preserve">; </w:t>
       </w:r>
-      <w:hyperlink r:id="rId31">
-        <w:r>
-          <w:rPr>
-            <w:lang w:val="sw_KE" w:bidi="sw_KE"/>
-          </w:rPr>
-          <w:rPr>
-            <w:color w:val="0000EE"/>
-            <w:u w:val="single"/>
-          </w:rPr>
-          <w:t>28:3</w:t>
-        </w:r>
-      </w:hyperlink>
+      <w:r>
+        <w:rPr>
+          <w:lang w:val="sw_KE" w:bidi="sw_KE"/>
+        </w:rPr>
+        <w:t>28:3</w:t>
+      </w:r>
       <w:r>
         <w:rPr>
           <w:lang w:val="sw_KE" w:bidi="sw_KE"/>
         </w:rPr>
         <w:t xml:space="preserve">; </w:t>
       </w:r>
-      <w:hyperlink r:id="rId32">
-        <w:r>
-          <w:rPr>
-            <w:lang w:val="sw_KE" w:bidi="sw_KE"/>
-          </w:rPr>
-          <w:rPr>
-            <w:color w:val="0000EE"/>
-            <w:u w:val="single"/>
-          </w:rPr>
-          <w:t>Danieli 1:1–12:13</w:t>
-        </w:r>
-      </w:hyperlink>
+      <w:r>
+        <w:rPr>
+          <w:lang w:val="sw_KE" w:bidi="sw_KE"/>
+        </w:rPr>
+        <w:t>Danieli 1:1–12:13</w:t>
+      </w:r>
       <w:r>
         <w:rPr>
           <w:lang w:val="sw_KE" w:bidi="sw_KE"/>
         </w:rPr>
         <w:t xml:space="preserve">; </w:t>
       </w:r>
-      <w:hyperlink r:id="rId28">
-        <w:r>
-          <w:rPr>
-            <w:lang w:val="sw_KE" w:bidi="sw_KE"/>
-          </w:rPr>
-          <w:rPr>
-            <w:color w:val="0000EE"/>
-            <w:u w:val="single"/>
-          </w:rPr>
-          <w:t>Mathayo 24:15</w:t>
-        </w:r>
-      </w:hyperlink>
+      <w:r>
+        <w:rPr>
+          <w:lang w:val="sw_KE" w:bidi="sw_KE"/>
+        </w:rPr>
+        <w:t>Mathayo 24:15</w:t>
+      </w:r>
       <w:r>
         <w:rPr>
           <w:lang w:val="sw_KE" w:bidi="sw_KE"/>
@@ -774,72 +648,48 @@
         </w:rPr>
         <w:t>Daudi alizaliwa Bethlehemu kama mwana mdogo wa Yese. Historia ya familia yake inarudi hadi Yuda (</w:t>
       </w:r>
-      <w:hyperlink r:id="rId33">
-        <w:r>
-          <w:rPr>
-            <w:lang w:val="sw_KE" w:bidi="sw_KE"/>
-          </w:rPr>
-          <w:rPr>
-            <w:color w:val="0000EE"/>
-            <w:u w:val="single"/>
-          </w:rPr>
-          <w:t>Ruthu 4:18–22</w:t>
-        </w:r>
-      </w:hyperlink>
+      <w:r>
+        <w:rPr>
+          <w:lang w:val="sw_KE" w:bidi="sw_KE"/>
+        </w:rPr>
+        <w:t>Ruthu 4:18–22</w:t>
+      </w:r>
       <w:r>
         <w:rPr>
           <w:lang w:val="sw_KE" w:bidi="sw_KE"/>
         </w:rPr>
         <w:t xml:space="preserve">; </w:t>
       </w:r>
-      <w:hyperlink r:id="rId34">
-        <w:r>
-          <w:rPr>
-            <w:lang w:val="sw_KE" w:bidi="sw_KE"/>
-          </w:rPr>
-          <w:rPr>
-            <w:color w:val="0000EE"/>
-            <w:u w:val="single"/>
-          </w:rPr>
-          <w:t>1 Mambo ya Nyakati 2:3–15</w:t>
-        </w:r>
-      </w:hyperlink>
+      <w:r>
+        <w:rPr>
+          <w:lang w:val="sw_KE" w:bidi="sw_KE"/>
+        </w:rPr>
+        <w:t>1 Mambo ya Nyakati 2:3–15</w:t>
+      </w:r>
       <w:r>
         <w:rPr>
           <w:lang w:val="sw_KE" w:bidi="sw_KE"/>
         </w:rPr>
         <w:t xml:space="preserve">; </w:t>
       </w:r>
-      <w:hyperlink r:id="rId35">
-        <w:r>
-          <w:rPr>
-            <w:lang w:val="sw_KE" w:bidi="sw_KE"/>
-          </w:rPr>
-          <w:rPr>
-            <w:color w:val="0000EE"/>
-            <w:u w:val="single"/>
-          </w:rPr>
-          <w:t>Mathayo 1:3–6</w:t>
-        </w:r>
-      </w:hyperlink>
+      <w:r>
+        <w:rPr>
+          <w:lang w:val="sw_KE" w:bidi="sw_KE"/>
+        </w:rPr>
+        <w:t>Mathayo 1:3–6</w:t>
+      </w:r>
       <w:r>
         <w:rPr>
           <w:lang w:val="sw_KE" w:bidi="sw_KE"/>
         </w:rPr>
         <w:t xml:space="preserve">; </w:t>
       </w:r>
-      <w:hyperlink r:id="rId36">
-        <w:r>
-          <w:rPr>
-            <w:lang w:val="sw_KE" w:bidi="sw_KE"/>
-          </w:rPr>
-          <w:rPr>
-            <w:color w:val="0000EE"/>
-            <w:u w:val="single"/>
-          </w:rPr>
-          <w:t>Luka 3:31–33</w:t>
-        </w:r>
-      </w:hyperlink>
+      <w:r>
+        <w:rPr>
+          <w:lang w:val="sw_KE" w:bidi="sw_KE"/>
+        </w:rPr>
+        <w:t>Luka 3:31–33</w:t>
+      </w:r>
       <w:r>
         <w:rPr>
           <w:lang w:val="sw_KE" w:bidi="sw_KE"/>
@@ -860,72 +710,48 @@
         </w:rPr>
         <w:t>Alipokuwa kijana, Daudi alikuwa mchungaji wa kawaida, akitunza kondoo wa baba yake (</w:t>
       </w:r>
-      <w:hyperlink r:id="rId37">
-        <w:r>
-          <w:rPr>
-            <w:lang w:val="sw_KE" w:bidi="sw_KE"/>
-          </w:rPr>
-          <w:rPr>
-            <w:color w:val="0000EE"/>
-            <w:u w:val="single"/>
-          </w:rPr>
-          <w:t>1 Samweli 16:11</w:t>
-        </w:r>
-      </w:hyperlink>
+      <w:r>
+        <w:rPr>
+          <w:lang w:val="sw_KE" w:bidi="sw_KE"/>
+        </w:rPr>
+        <w:t>1 Samweli 16:11</w:t>
+      </w:r>
       <w:r>
         <w:rPr>
           <w:lang w:val="sw_KE" w:bidi="sw_KE"/>
         </w:rPr>
         <w:t xml:space="preserve">; </w:t>
       </w:r>
-      <w:hyperlink r:id="rId38">
-        <w:r>
-          <w:rPr>
-            <w:lang w:val="sw_KE" w:bidi="sw_KE"/>
-          </w:rPr>
-          <w:rPr>
-            <w:color w:val="0000EE"/>
-            <w:u w:val="single"/>
-          </w:rPr>
-          <w:t>17:14–15</w:t>
-        </w:r>
-      </w:hyperlink>
+      <w:r>
+        <w:rPr>
+          <w:lang w:val="sw_KE" w:bidi="sw_KE"/>
+        </w:rPr>
+        <w:t>17:14–15</w:t>
+      </w:r>
       <w:r>
         <w:rPr>
           <w:lang w:val="sw_KE" w:bidi="sw_KE"/>
         </w:rPr>
         <w:t>). Maisha yake yalibadilika ghafla wakati nabii Samweli alipotembelea Yese na kumpaka mafuta Daudi kama mfalme ajaye wa Israeli. Hata hivyo, Daudi hakupata ufalme kwa mapinduzi au mauaji. Badala yake, alimhudumia Mfalme Sauli kwa uaminifu. Daudi alijiunga na huduma ya Sauli kwanza kama mwanamuziki, akicheza nyimbo zilizotuliza akili iliyosumbuliwa ya Sauli (</w:t>
       </w:r>
-      <w:hyperlink r:id="rId39">
-        <w:r>
-          <w:rPr>
-            <w:lang w:val="sw_KE" w:bidi="sw_KE"/>
-          </w:rPr>
-          <w:rPr>
-            <w:color w:val="0000EE"/>
-            <w:u w:val="single"/>
-          </w:rPr>
-          <w:t>1 Samweli 16:14–23</w:t>
-        </w:r>
-      </w:hyperlink>
+      <w:r>
+        <w:rPr>
+          <w:lang w:val="sw_KE" w:bidi="sw_KE"/>
+        </w:rPr>
+        <w:t>1 Samweli 16:14–23</w:t>
+      </w:r>
       <w:r>
         <w:rPr>
           <w:lang w:val="sw_KE" w:bidi="sw_KE"/>
         </w:rPr>
         <w:t>). Jukumu hili lilitabiri kazi ya Daudi kama mtunzi wa Zaburi nyingi. Kijana Daudi pia alimsaidia Sauli kwa kumshinda bingwa maarufu wa Wafilisti, Goliathi, katika pambano la mtu mmoja mmoja (</w:t>
       </w:r>
-      <w:hyperlink r:id="rId40">
-        <w:r>
-          <w:rPr>
-            <w:lang w:val="sw_KE" w:bidi="sw_KE"/>
-          </w:rPr>
-          <w:rPr>
-            <w:color w:val="0000EE"/>
-            <w:u w:val="single"/>
-          </w:rPr>
-          <w:t>1 Samweli 17:32–51</w:t>
-        </w:r>
-      </w:hyperlink>
+      <w:r>
+        <w:rPr>
+          <w:lang w:val="sw_KE" w:bidi="sw_KE"/>
+        </w:rPr>
+        <w:t>1 Samweli 17:32–51</w:t>
+      </w:r>
       <w:r>
         <w:rPr>
           <w:lang w:val="sw_KE" w:bidi="sw_KE"/>
@@ -974,18 +800,12 @@
         </w:rPr>
         <w:t>Kama mfalme wa Israeli iliyoungana, Daudi aliimarisha ufalme. Yeye na watu wake waliteka Yerusalemu kutoka kwa Wayebusi na kuifanya kuwa mji mkuu wake. Aliwafukuza Wafilisti wa mwisho kutoka katika nchi. Daudi kisha akaleta Sanduku la Agano Yerusalemu. Alitaka kujenga hekalu la kudumu kwa Mungu Yerusalemu ili kuchukua nafasi ya hema. Mungu alikataa ombi hili lakini alionyesha upendo kwa Daudi kwa kufanya agano (makubaliano maalum) naye, akiwafanya wazao wake kuwa familia ya wafalme (</w:t>
       </w:r>
-      <w:hyperlink r:id="rId41">
-        <w:r>
-          <w:rPr>
-            <w:lang w:val="sw_KE" w:bidi="sw_KE"/>
-          </w:rPr>
-          <w:rPr>
-            <w:color w:val="0000EE"/>
-            <w:u w:val="single"/>
-          </w:rPr>
-          <w:t>2 Samweli 7</w:t>
-        </w:r>
-      </w:hyperlink>
+      <w:r>
+        <w:rPr>
+          <w:lang w:val="sw_KE" w:bidi="sw_KE"/>
+        </w:rPr>
+        <w:t>2 Samweli 7</w:t>
+      </w:r>
       <w:r>
         <w:rPr>
           <w:lang w:val="sw_KE" w:bidi="sw_KE"/>
@@ -1006,54 +826,36 @@
         </w:rPr>
         <w:t xml:space="preserve">Maisha ya Daudi yalizidi kuwa magumu (tazama </w:t>
       </w:r>
-      <w:hyperlink r:id="rId42">
-        <w:r>
-          <w:rPr>
-            <w:lang w:val="sw_KE" w:bidi="sw_KE"/>
-          </w:rPr>
-          <w:rPr>
-            <w:color w:val="0000EE"/>
-            <w:u w:val="single"/>
-          </w:rPr>
-          <w:t>2 Samweli 11–12</w:t>
-        </w:r>
-      </w:hyperlink>
+      <w:r>
+        <w:rPr>
+          <w:lang w:val="sw_KE" w:bidi="sw_KE"/>
+        </w:rPr>
+        <w:t>2 Samweli 11–12</w:t>
+      </w:r>
       <w:r>
         <w:rPr>
           <w:lang w:val="sw_KE" w:bidi="sw_KE"/>
         </w:rPr>
         <w:t xml:space="preserve">). Alipokuwa anapaswa kuwa na jeshi lake, alibaki kwenye paa la jumba la kifalme. Alimwona mwanamke mrembo aitwaye Bathsheba akioga na akamtamani. Kwa hiyo, kama wafalme wengine wenye nguvu wa wakati huo ambao walichukua chochote walichotaka, alichukua Bathsheba. Alipata mimba, na jaribio lake la kuficha uzinzi wake halikufaulu. Daudi alikuwa katika hali ya kukata tamaa, hivyo akamfanya Uria, mume wake, auawe. Hata hivyo, hata mfalme mkuu kama Daudi hawezi kuficha siri kutoka kwa Mungu. Mungu alimtuma nabii wake Nathani kumkabili Daudi. Daudi alijuta kwa kile alichofanya (tazama </w:t>
       </w:r>
-      <w:hyperlink r:id="rId43">
-        <w:r>
-          <w:rPr>
-            <w:lang w:val="sw_KE" w:bidi="sw_KE"/>
-          </w:rPr>
-          <w:rPr>
-            <w:color w:val="0000EE"/>
-            <w:u w:val="single"/>
-          </w:rPr>
-          <w:t>Zaburi 32</w:t>
-        </w:r>
-      </w:hyperlink>
+      <w:r>
+        <w:rPr>
+          <w:lang w:val="sw_KE" w:bidi="sw_KE"/>
+        </w:rPr>
+        <w:t>Zaburi 32</w:t>
+      </w:r>
       <w:r>
         <w:rPr>
           <w:lang w:val="sw_KE" w:bidi="sw_KE"/>
         </w:rPr>
         <w:t xml:space="preserve">, </w:t>
       </w:r>
-      <w:hyperlink r:id="rId44">
-        <w:r>
-          <w:rPr>
-            <w:lang w:val="sw_KE" w:bidi="sw_KE"/>
-          </w:rPr>
-          <w:rPr>
-            <w:color w:val="0000EE"/>
-            <w:u w:val="single"/>
-          </w:rPr>
-          <w:t>51</w:t>
-        </w:r>
-      </w:hyperlink>
+      <w:r>
+        <w:rPr>
+          <w:lang w:val="sw_KE" w:bidi="sw_KE"/>
+        </w:rPr>
+        <w:t>51</w:t>
+      </w:r>
       <w:r>
         <w:rPr>
           <w:lang w:val="sw_KE" w:bidi="sw_KE"/>
@@ -1074,108 +876,72 @@
         </w:rPr>
         <w:t>Kuanzia wakati huo, familia ya Daudi ilianza kukumbwa na matatizo na migogoro mingi. Mwana wa Daudi, Amnoni, alimbaka dada yake wa kambo, Tamari (</w:t>
       </w:r>
-      <w:hyperlink r:id="rId45">
-        <w:r>
-          <w:rPr>
-            <w:lang w:val="sw_KE" w:bidi="sw_KE"/>
-          </w:rPr>
-          <w:rPr>
-            <w:color w:val="0000EE"/>
-            <w:u w:val="single"/>
-          </w:rPr>
-          <w:t>2 Samweli 13:1–14</w:t>
-        </w:r>
-      </w:hyperlink>
+      <w:r>
+        <w:rPr>
+          <w:lang w:val="sw_KE" w:bidi="sw_KE"/>
+        </w:rPr>
+        <w:t>2 Samweli 13:1–14</w:t>
+      </w:r>
       <w:r>
         <w:rPr>
           <w:lang w:val="sw_KE" w:bidi="sw_KE"/>
         </w:rPr>
         <w:t>). Ndugu yake Absalomu kisha alimuua Amnoni (</w:t>
       </w:r>
-      <w:hyperlink r:id="rId46">
-        <w:r>
-          <w:rPr>
-            <w:lang w:val="sw_KE" w:bidi="sw_KE"/>
-          </w:rPr>
-          <w:rPr>
-            <w:color w:val="0000EE"/>
-            <w:u w:val="single"/>
-          </w:rPr>
-          <w:t>2 Samweli 13:20–29</w:t>
-        </w:r>
-      </w:hyperlink>
+      <w:r>
+        <w:rPr>
+          <w:lang w:val="sw_KE" w:bidi="sw_KE"/>
+        </w:rPr>
+        <w:t>2 Samweli 13:20–29</w:t>
+      </w:r>
       <w:r>
         <w:rPr>
           <w:lang w:val="sw_KE" w:bidi="sw_KE"/>
         </w:rPr>
         <w:t>). Baadaye, Absalomu alianzisha vita vya wenyewe kwa wenyewe akijaribu kuwa mfalme badala ya baba yake (</w:t>
       </w:r>
-      <w:hyperlink r:id="rId47">
-        <w:r>
-          <w:rPr>
-            <w:lang w:val="sw_KE" w:bidi="sw_KE"/>
-          </w:rPr>
-          <w:rPr>
-            <w:color w:val="0000EE"/>
-            <w:u w:val="single"/>
-          </w:rPr>
-          <w:t>2 Samweli 15–18</w:t>
-        </w:r>
-      </w:hyperlink>
+      <w:r>
+        <w:rPr>
+          <w:lang w:val="sw_KE" w:bidi="sw_KE"/>
+        </w:rPr>
+        <w:t>2 Samweli 15–18</w:t>
+      </w:r>
       <w:r>
         <w:rPr>
           <w:lang w:val="sw_KE" w:bidi="sw_KE"/>
         </w:rPr>
         <w:t>). Mwana mwingine, Adonia, alijaribu kuwa mfalme kwa kujitangaza mfalme wakati baba yake bado alikuwa hai (</w:t>
       </w:r>
-      <w:hyperlink r:id="rId48">
-        <w:r>
-          <w:rPr>
-            <w:lang w:val="sw_KE" w:bidi="sw_KE"/>
-          </w:rPr>
-          <w:rPr>
-            <w:color w:val="0000EE"/>
-            <w:u w:val="single"/>
-          </w:rPr>
-          <w:t>1 Wafalme 1:5–10</w:t>
-        </w:r>
-      </w:hyperlink>
+      <w:r>
+        <w:rPr>
+          <w:lang w:val="sw_KE" w:bidi="sw_KE"/>
+        </w:rPr>
+        <w:t>1 Wafalme 1:5–10</w:t>
+      </w:r>
       <w:r>
         <w:rPr>
           <w:lang w:val="sw_KE" w:bidi="sw_KE"/>
         </w:rPr>
         <w:t>). Hata hivyo, Daudi alikusanya nguvu za kutosha kuhakikisha kwamba Solomoni angekuwa mfalme baada yake (</w:t>
       </w:r>
-      <w:hyperlink r:id="rId49">
-        <w:r>
-          <w:rPr>
-            <w:lang w:val="sw_KE" w:bidi="sw_KE"/>
-          </w:rPr>
-          <w:rPr>
-            <w:color w:val="0000EE"/>
-            <w:u w:val="single"/>
-          </w:rPr>
-          <w:t>1 Wafalme 1:28–40</w:t>
-        </w:r>
-      </w:hyperlink>
+      <w:r>
+        <w:rPr>
+          <w:lang w:val="sw_KE" w:bidi="sw_KE"/>
+        </w:rPr>
+        <w:t>1 Wafalme 1:28–40</w:t>
+      </w:r>
       <w:r>
         <w:rPr>
           <w:lang w:val="sw_KE" w:bidi="sw_KE"/>
         </w:rPr>
         <w:t xml:space="preserve">). Daudi alipokufa, Solomoni akawa mfalme. Solomoni alikuwa wa kwanza kati ya wafalme wengi kutoka familia ya Daudi (kama ilivyoahidiwa katika </w:t>
       </w:r>
-      <w:hyperlink r:id="rId41">
-        <w:r>
-          <w:rPr>
-            <w:lang w:val="sw_KE" w:bidi="sw_KE"/>
-          </w:rPr>
-          <w:rPr>
-            <w:color w:val="0000EE"/>
-            <w:u w:val="single"/>
-          </w:rPr>
-          <w:t>2 Samweli 7</w:t>
-        </w:r>
-      </w:hyperlink>
+      <w:r>
+        <w:rPr>
+          <w:lang w:val="sw_KE" w:bidi="sw_KE"/>
+        </w:rPr>
+        <w:t>2 Samweli 7</w:t>
+      </w:r>
       <w:r>
         <w:rPr>
           <w:lang w:val="sw_KE" w:bidi="sw_KE"/>
@@ -1210,252 +976,168 @@
         </w:rPr>
         <w:t>Je, vipi kuhusu ahadi kwa Daudi kwamba "kiti chako cha enzi kitakuwa salama milele" (</w:t>
       </w:r>
-      <w:hyperlink r:id="rId50">
-        <w:r>
-          <w:rPr>
-            <w:lang w:val="sw_KE" w:bidi="sw_KE"/>
-          </w:rPr>
-          <w:rPr>
-            <w:color w:val="0000EE"/>
-            <w:u w:val="single"/>
-          </w:rPr>
-          <w:t>2 Samweli 7:16</w:t>
-        </w:r>
-      </w:hyperlink>
+      <w:r>
+        <w:rPr>
+          <w:lang w:val="sw_KE" w:bidi="sw_KE"/>
+        </w:rPr>
+        <w:t>2 Samweli 7:16</w:t>
+      </w:r>
       <w:r>
         <w:rPr>
           <w:lang w:val="sw_KE" w:bidi="sw_KE"/>
         </w:rPr>
         <w:t xml:space="preserve">)? Agano Jipya linamtaja Yesu. Alikuwa mzao wa Daudi, na Mungu alimtangaza kuwa Kristo, au Masihi—mfalme aliyetiwa mafuta (tazama </w:t>
       </w:r>
-      <w:hyperlink r:id="rId51">
-        <w:r>
-          <w:rPr>
-            <w:lang w:val="sw_KE" w:bidi="sw_KE"/>
-          </w:rPr>
-          <w:rPr>
-            <w:color w:val="0000EE"/>
-            <w:u w:val="single"/>
-          </w:rPr>
-          <w:t>Mathayo 1:1</w:t>
-        </w:r>
-      </w:hyperlink>
+      <w:r>
+        <w:rPr>
+          <w:lang w:val="sw_KE" w:bidi="sw_KE"/>
+        </w:rPr>
+        <w:t>Mathayo 1:1</w:t>
+      </w:r>
       <w:r>
         <w:rPr>
           <w:lang w:val="sw_KE" w:bidi="sw_KE"/>
         </w:rPr>
         <w:t xml:space="preserve">; </w:t>
       </w:r>
-      <w:hyperlink r:id="rId52">
-        <w:r>
-          <w:rPr>
-            <w:lang w:val="sw_KE" w:bidi="sw_KE"/>
-          </w:rPr>
-          <w:rPr>
-            <w:color w:val="0000EE"/>
-            <w:u w:val="single"/>
-          </w:rPr>
-          <w:t>9:27</w:t>
-        </w:r>
-      </w:hyperlink>
+      <w:r>
+        <w:rPr>
+          <w:lang w:val="sw_KE" w:bidi="sw_KE"/>
+        </w:rPr>
+        <w:t>9:27</w:t>
+      </w:r>
       <w:r>
         <w:rPr>
           <w:lang w:val="sw_KE" w:bidi="sw_KE"/>
         </w:rPr>
         <w:t xml:space="preserve">; </w:t>
       </w:r>
-      <w:hyperlink r:id="rId53">
-        <w:r>
-          <w:rPr>
-            <w:lang w:val="sw_KE" w:bidi="sw_KE"/>
-          </w:rPr>
-          <w:rPr>
-            <w:color w:val="0000EE"/>
-            <w:u w:val="single"/>
-          </w:rPr>
-          <w:t>12:23</w:t>
-        </w:r>
-      </w:hyperlink>
+      <w:r>
+        <w:rPr>
+          <w:lang w:val="sw_KE" w:bidi="sw_KE"/>
+        </w:rPr>
+        <w:t>12:23</w:t>
+      </w:r>
       <w:r>
         <w:rPr>
           <w:lang w:val="sw_KE" w:bidi="sw_KE"/>
         </w:rPr>
         <w:t xml:space="preserve">; </w:t>
       </w:r>
-      <w:hyperlink r:id="rId54">
-        <w:r>
-          <w:rPr>
-            <w:lang w:val="sw_KE" w:bidi="sw_KE"/>
-          </w:rPr>
-          <w:rPr>
-            <w:color w:val="0000EE"/>
-            <w:u w:val="single"/>
-          </w:rPr>
-          <w:t>Marko 10:47–48</w:t>
-        </w:r>
-      </w:hyperlink>
+      <w:r>
+        <w:rPr>
+          <w:lang w:val="sw_KE" w:bidi="sw_KE"/>
+        </w:rPr>
+        <w:t>Marko 10:47–48</w:t>
+      </w:r>
       <w:r>
         <w:rPr>
           <w:lang w:val="sw_KE" w:bidi="sw_KE"/>
         </w:rPr>
         <w:t xml:space="preserve">; </w:t>
       </w:r>
-      <w:hyperlink r:id="rId55">
-        <w:r>
-          <w:rPr>
-            <w:lang w:val="sw_KE" w:bidi="sw_KE"/>
-          </w:rPr>
-          <w:rPr>
-            <w:color w:val="0000EE"/>
-            <w:u w:val="single"/>
-          </w:rPr>
-          <w:t>11:10</w:t>
-        </w:r>
-      </w:hyperlink>
+      <w:r>
+        <w:rPr>
+          <w:lang w:val="sw_KE" w:bidi="sw_KE"/>
+        </w:rPr>
+        <w:t>11:10</w:t>
+      </w:r>
       <w:r>
         <w:rPr>
           <w:lang w:val="sw_KE" w:bidi="sw_KE"/>
         </w:rPr>
         <w:t xml:space="preserve">; </w:t>
       </w:r>
-      <w:hyperlink r:id="rId56">
-        <w:r>
-          <w:rPr>
-            <w:lang w:val="sw_KE" w:bidi="sw_KE"/>
-          </w:rPr>
-          <w:rPr>
-            <w:color w:val="0000EE"/>
-            <w:u w:val="single"/>
-          </w:rPr>
-          <w:t>12:35–37</w:t>
-        </w:r>
-      </w:hyperlink>
+      <w:r>
+        <w:rPr>
+          <w:lang w:val="sw_KE" w:bidi="sw_KE"/>
+        </w:rPr>
+        <w:t>12:35–37</w:t>
+      </w:r>
       <w:r>
         <w:rPr>
           <w:lang w:val="sw_KE" w:bidi="sw_KE"/>
         </w:rPr>
         <w:t xml:space="preserve">; </w:t>
       </w:r>
-      <w:hyperlink r:id="rId57">
-        <w:r>
-          <w:rPr>
-            <w:lang w:val="sw_KE" w:bidi="sw_KE"/>
-          </w:rPr>
-          <w:rPr>
-            <w:color w:val="0000EE"/>
-            <w:u w:val="single"/>
-          </w:rPr>
-          <w:t>Luka 18:38–39</w:t>
-        </w:r>
-      </w:hyperlink>
+      <w:r>
+        <w:rPr>
+          <w:lang w:val="sw_KE" w:bidi="sw_KE"/>
+        </w:rPr>
+        <w:t>Luka 18:38–39</w:t>
+      </w:r>
       <w:r>
         <w:rPr>
           <w:lang w:val="sw_KE" w:bidi="sw_KE"/>
         </w:rPr>
         <w:t xml:space="preserve">; </w:t>
       </w:r>
-      <w:hyperlink r:id="rId58">
-        <w:r>
-          <w:rPr>
-            <w:lang w:val="sw_KE" w:bidi="sw_KE"/>
-          </w:rPr>
-          <w:rPr>
-            <w:color w:val="0000EE"/>
-            <w:u w:val="single"/>
-          </w:rPr>
-          <w:t>20:41–44</w:t>
-        </w:r>
-      </w:hyperlink>
+      <w:r>
+        <w:rPr>
+          <w:lang w:val="sw_KE" w:bidi="sw_KE"/>
+        </w:rPr>
+        <w:t>20:41–44</w:t>
+      </w:r>
       <w:r>
         <w:rPr>
           <w:lang w:val="sw_KE" w:bidi="sw_KE"/>
         </w:rPr>
         <w:t xml:space="preserve">; </w:t>
       </w:r>
-      <w:hyperlink r:id="rId59">
-        <w:r>
-          <w:rPr>
-            <w:lang w:val="sw_KE" w:bidi="sw_KE"/>
-          </w:rPr>
-          <w:rPr>
-            <w:color w:val="0000EE"/>
-            <w:u w:val="single"/>
-          </w:rPr>
-          <w:t>Yohana 7:42</w:t>
-        </w:r>
-      </w:hyperlink>
+      <w:r>
+        <w:rPr>
+          <w:lang w:val="sw_KE" w:bidi="sw_KE"/>
+        </w:rPr>
+        <w:t>Yohana 7:42</w:t>
+      </w:r>
       <w:r>
         <w:rPr>
           <w:lang w:val="sw_KE" w:bidi="sw_KE"/>
         </w:rPr>
         <w:t xml:space="preserve">; </w:t>
       </w:r>
-      <w:hyperlink r:id="rId60">
-        <w:r>
-          <w:rPr>
-            <w:lang w:val="sw_KE" w:bidi="sw_KE"/>
-          </w:rPr>
-          <w:rPr>
-            <w:color w:val="0000EE"/>
-            <w:u w:val="single"/>
-          </w:rPr>
-          <w:t>Ufunuo 5:5</w:t>
-        </w:r>
-      </w:hyperlink>
+      <w:r>
+        <w:rPr>
+          <w:lang w:val="sw_KE" w:bidi="sw_KE"/>
+        </w:rPr>
+        <w:t>Ufunuo 5:5</w:t>
+      </w:r>
       <w:r>
         <w:rPr>
           <w:lang w:val="sw_KE" w:bidi="sw_KE"/>
         </w:rPr>
         <w:t xml:space="preserve">; </w:t>
       </w:r>
-      <w:hyperlink r:id="rId61">
-        <w:r>
-          <w:rPr>
-            <w:lang w:val="sw_KE" w:bidi="sw_KE"/>
-          </w:rPr>
-          <w:rPr>
-            <w:color w:val="0000EE"/>
-            <w:u w:val="single"/>
-          </w:rPr>
-          <w:t>22:16</w:t>
-        </w:r>
-      </w:hyperlink>
+      <w:r>
+        <w:rPr>
+          <w:lang w:val="sw_KE" w:bidi="sw_KE"/>
+        </w:rPr>
+        <w:t>22:16</w:t>
+      </w:r>
       <w:r>
         <w:rPr>
           <w:lang w:val="sw_KE" w:bidi="sw_KE"/>
         </w:rPr>
         <w:t xml:space="preserve">). Maisha na utawala wa Daudi yanatabiri utawala wa kimasihi wa Yesu Kristo, ambao utaendelea milele (tazama </w:t>
       </w:r>
-      <w:hyperlink r:id="rId62">
-        <w:r>
-          <w:rPr>
-            <w:lang w:val="sw_KE" w:bidi="sw_KE"/>
-          </w:rPr>
-          <w:rPr>
-            <w:color w:val="0000EE"/>
-            <w:u w:val="single"/>
-          </w:rPr>
-          <w:t>Luka 1:32–33</w:t>
-        </w:r>
-      </w:hyperlink>
+      <w:r>
+        <w:rPr>
+          <w:lang w:val="sw_KE" w:bidi="sw_KE"/>
+        </w:rPr>
+        <w:t>Luka 1:32–33</w:t>
+      </w:r>
       <w:r>
         <w:rPr>
           <w:lang w:val="sw_KE" w:bidi="sw_KE"/>
         </w:rPr>
         <w:t xml:space="preserve">; </w:t>
       </w:r>
-      <w:hyperlink r:id="rId63">
-        <w:r>
-          <w:rPr>
-            <w:lang w:val="sw_KE" w:bidi="sw_KE"/>
-          </w:rPr>
-          <w:rPr>
-            <w:color w:val="0000EE"/>
-            <w:u w:val="single"/>
-          </w:rPr>
-          <w:t>Ufunuo 11:15</w:t>
-        </w:r>
-      </w:hyperlink>
+      <w:r>
+        <w:rPr>
+          <w:lang w:val="sw_KE" w:bidi="sw_KE"/>
+        </w:rPr>
+        <w:t>Ufunuo 11:15</w:t>
+      </w:r>
       <w:r>
         <w:rPr>
           <w:lang w:val="sw_KE" w:bidi="sw_KE"/>
@@ -1485,486 +1167,324 @@
           <w:lang w:val="sw_KE" w:bidi="sw_KE"/>
         </w:rPr>
       </w:r>
-      <w:hyperlink r:id="rId64">
-        <w:r>
-          <w:rPr>
-            <w:lang w:val="sw_KE" w:bidi="sw_KE"/>
-          </w:rPr>
-          <w:rPr>
-            <w:color w:val="0000EE"/>
-            <w:u w:val="single"/>
-          </w:rPr>
-          <w:t>Ruthu 4:13–22</w:t>
-        </w:r>
-      </w:hyperlink>
+      <w:r>
+        <w:rPr>
+          <w:lang w:val="sw_KE" w:bidi="sw_KE"/>
+        </w:rPr>
+        <w:t>Ruthu 4:13–22</w:t>
+      </w:r>
       <w:r>
         <w:rPr>
           <w:lang w:val="sw_KE" w:bidi="sw_KE"/>
         </w:rPr>
         <w:t xml:space="preserve">; </w:t>
       </w:r>
-      <w:hyperlink r:id="rId65">
-        <w:r>
-          <w:rPr>
-            <w:lang w:val="sw_KE" w:bidi="sw_KE"/>
-          </w:rPr>
-          <w:rPr>
-            <w:color w:val="0000EE"/>
-            <w:u w:val="single"/>
-          </w:rPr>
-          <w:t>1 Samweli 16:1–17:58</w:t>
-        </w:r>
-      </w:hyperlink>
+      <w:r>
+        <w:rPr>
+          <w:lang w:val="sw_KE" w:bidi="sw_KE"/>
+        </w:rPr>
+        <w:t>1 Samweli 16:1–17:58</w:t>
+      </w:r>
       <w:r>
         <w:rPr>
           <w:lang w:val="sw_KE" w:bidi="sw_KE"/>
         </w:rPr>
         <w:t xml:space="preserve">; </w:t>
       </w:r>
-      <w:hyperlink r:id="rId66">
-        <w:r>
-          <w:rPr>
-            <w:lang w:val="sw_KE" w:bidi="sw_KE"/>
-          </w:rPr>
-          <w:rPr>
-            <w:color w:val="0000EE"/>
-            <w:u w:val="single"/>
-          </w:rPr>
-          <w:t>18:1–27:12</w:t>
-        </w:r>
-      </w:hyperlink>
+      <w:r>
+        <w:rPr>
+          <w:lang w:val="sw_KE" w:bidi="sw_KE"/>
+        </w:rPr>
+        <w:t>18:1–27:12</w:t>
+      </w:r>
       <w:r>
         <w:rPr>
           <w:lang w:val="sw_KE" w:bidi="sw_KE"/>
         </w:rPr>
         <w:t xml:space="preserve">; </w:t>
       </w:r>
-      <w:hyperlink r:id="rId67">
-        <w:r>
-          <w:rPr>
-            <w:lang w:val="sw_KE" w:bidi="sw_KE"/>
-          </w:rPr>
-          <w:rPr>
-            <w:color w:val="0000EE"/>
-            <w:u w:val="single"/>
-          </w:rPr>
-          <w:t>29:1–30:31</w:t>
-        </w:r>
-      </w:hyperlink>
+      <w:r>
+        <w:rPr>
+          <w:lang w:val="sw_KE" w:bidi="sw_KE"/>
+        </w:rPr>
+        <w:t>29:1–30:31</w:t>
+      </w:r>
       <w:r>
         <w:rPr>
           <w:lang w:val="sw_KE" w:bidi="sw_KE"/>
         </w:rPr>
         <w:t xml:space="preserve">; </w:t>
       </w:r>
-      <w:hyperlink r:id="rId68">
-        <w:r>
-          <w:rPr>
-            <w:lang w:val="sw_KE" w:bidi="sw_KE"/>
-          </w:rPr>
-          <w:rPr>
-            <w:color w:val="0000EE"/>
-            <w:u w:val="single"/>
-          </w:rPr>
-          <w:t>2 Samweli 1:1–24:25</w:t>
-        </w:r>
-      </w:hyperlink>
+      <w:r>
+        <w:rPr>
+          <w:lang w:val="sw_KE" w:bidi="sw_KE"/>
+        </w:rPr>
+        <w:t>2 Samweli 1:1–24:25</w:t>
+      </w:r>
       <w:r>
         <w:rPr>
           <w:lang w:val="sw_KE" w:bidi="sw_KE"/>
         </w:rPr>
         <w:t xml:space="preserve">; </w:t>
       </w:r>
-      <w:hyperlink r:id="rId69">
-        <w:r>
-          <w:rPr>
-            <w:lang w:val="sw_KE" w:bidi="sw_KE"/>
-          </w:rPr>
-          <w:rPr>
-            <w:color w:val="0000EE"/>
-            <w:u w:val="single"/>
-          </w:rPr>
-          <w:t>1 Wafalme 1:1–2:12</w:t>
-        </w:r>
-      </w:hyperlink>
+      <w:r>
+        <w:rPr>
+          <w:lang w:val="sw_KE" w:bidi="sw_KE"/>
+        </w:rPr>
+        <w:t>1 Wafalme 1:1–2:12</w:t>
+      </w:r>
       <w:r>
         <w:rPr>
           <w:lang w:val="sw_KE" w:bidi="sw_KE"/>
         </w:rPr>
         <w:t xml:space="preserve">; </w:t>
       </w:r>
-      <w:hyperlink r:id="rId70">
-        <w:r>
-          <w:rPr>
-            <w:lang w:val="sw_KE" w:bidi="sw_KE"/>
-          </w:rPr>
-          <w:rPr>
-            <w:color w:val="0000EE"/>
-            <w:u w:val="single"/>
-          </w:rPr>
-          <w:t>1 Mambo ya Nyakati 11:1–29:30</w:t>
-        </w:r>
-      </w:hyperlink>
+      <w:r>
+        <w:rPr>
+          <w:lang w:val="sw_KE" w:bidi="sw_KE"/>
+        </w:rPr>
+        <w:t>1 Mambo ya Nyakati 11:1–29:30</w:t>
+      </w:r>
       <w:r>
         <w:rPr>
           <w:lang w:val="sw_KE" w:bidi="sw_KE"/>
         </w:rPr>
         <w:t xml:space="preserve">; </w:t>
       </w:r>
-      <w:hyperlink r:id="rId71">
-        <w:r>
-          <w:rPr>
-            <w:lang w:val="sw_KE" w:bidi="sw_KE"/>
-          </w:rPr>
-          <w:rPr>
-            <w:color w:val="0000EE"/>
-            <w:u w:val="single"/>
-          </w:rPr>
-          <w:t>Zaburi 1–32</w:t>
-        </w:r>
-      </w:hyperlink>
+      <w:r>
+        <w:rPr>
+          <w:lang w:val="sw_KE" w:bidi="sw_KE"/>
+        </w:rPr>
+        <w:t>Zaburi 1–32</w:t>
+      </w:r>
       <w:r>
         <w:rPr>
           <w:lang w:val="sw_KE" w:bidi="sw_KE"/>
         </w:rPr>
         <w:t xml:space="preserve">, </w:t>
       </w:r>
-      <w:hyperlink r:id="rId72">
-        <w:r>
-          <w:rPr>
-            <w:lang w:val="sw_KE" w:bidi="sw_KE"/>
-          </w:rPr>
-          <w:rPr>
-            <w:color w:val="0000EE"/>
-            <w:u w:val="single"/>
-          </w:rPr>
-          <w:t>34–41</w:t>
-        </w:r>
-      </w:hyperlink>
+      <w:r>
+        <w:rPr>
+          <w:lang w:val="sw_KE" w:bidi="sw_KE"/>
+        </w:rPr>
+        <w:t>34–41</w:t>
+      </w:r>
       <w:r>
         <w:rPr>
           <w:lang w:val="sw_KE" w:bidi="sw_KE"/>
         </w:rPr>
         <w:t xml:space="preserve">, </w:t>
       </w:r>
-      <w:hyperlink r:id="rId73">
-        <w:r>
-          <w:rPr>
-            <w:lang w:val="sw_KE" w:bidi="sw_KE"/>
-          </w:rPr>
-          <w:rPr>
-            <w:color w:val="0000EE"/>
-            <w:u w:val="single"/>
-          </w:rPr>
-          <w:t>51–71</w:t>
-        </w:r>
-      </w:hyperlink>
+      <w:r>
+        <w:rPr>
+          <w:lang w:val="sw_KE" w:bidi="sw_KE"/>
+        </w:rPr>
+        <w:t>51–71</w:t>
+      </w:r>
       <w:r>
         <w:rPr>
           <w:lang w:val="sw_KE" w:bidi="sw_KE"/>
         </w:rPr>
         <w:t xml:space="preserve">, </w:t>
       </w:r>
-      <w:hyperlink r:id="rId74">
-        <w:r>
-          <w:rPr>
-            <w:lang w:val="sw_KE" w:bidi="sw_KE"/>
-          </w:rPr>
-          <w:rPr>
-            <w:color w:val="0000EE"/>
-            <w:u w:val="single"/>
-          </w:rPr>
-          <w:t>86</w:t>
-        </w:r>
-      </w:hyperlink>
+      <w:r>
+        <w:rPr>
+          <w:lang w:val="sw_KE" w:bidi="sw_KE"/>
+        </w:rPr>
+        <w:t>86</w:t>
+      </w:r>
       <w:r>
         <w:rPr>
           <w:lang w:val="sw_KE" w:bidi="sw_KE"/>
         </w:rPr>
         <w:t xml:space="preserve">, </w:t>
       </w:r>
-      <w:hyperlink r:id="rId75">
-        <w:r>
-          <w:rPr>
-            <w:lang w:val="sw_KE" w:bidi="sw_KE"/>
-          </w:rPr>
-          <w:rPr>
-            <w:color w:val="0000EE"/>
-            <w:u w:val="single"/>
-          </w:rPr>
-          <w:t>91–110</w:t>
-        </w:r>
-      </w:hyperlink>
+      <w:r>
+        <w:rPr>
+          <w:lang w:val="sw_KE" w:bidi="sw_KE"/>
+        </w:rPr>
+        <w:t>91–110</w:t>
+      </w:r>
       <w:r>
         <w:rPr>
           <w:lang w:val="sw_KE" w:bidi="sw_KE"/>
         </w:rPr>
         <w:t xml:space="preserve">, </w:t>
       </w:r>
-      <w:hyperlink r:id="rId76">
-        <w:r>
-          <w:rPr>
-            <w:lang w:val="sw_KE" w:bidi="sw_KE"/>
-          </w:rPr>
-          <w:rPr>
-            <w:color w:val="0000EE"/>
-            <w:u w:val="single"/>
-          </w:rPr>
-          <w:t>122</w:t>
-        </w:r>
-      </w:hyperlink>
+      <w:r>
+        <w:rPr>
+          <w:lang w:val="sw_KE" w:bidi="sw_KE"/>
+        </w:rPr>
+        <w:t>122</w:t>
+      </w:r>
       <w:r>
         <w:rPr>
           <w:lang w:val="sw_KE" w:bidi="sw_KE"/>
         </w:rPr>
         <w:t xml:space="preserve">, </w:t>
       </w:r>
-      <w:hyperlink r:id="rId77">
-        <w:r>
-          <w:rPr>
-            <w:lang w:val="sw_KE" w:bidi="sw_KE"/>
-          </w:rPr>
-          <w:rPr>
-            <w:color w:val="0000EE"/>
-            <w:u w:val="single"/>
-          </w:rPr>
-          <w:t>124</w:t>
-        </w:r>
-      </w:hyperlink>
+      <w:r>
+        <w:rPr>
+          <w:lang w:val="sw_KE" w:bidi="sw_KE"/>
+        </w:rPr>
+        <w:t>124</w:t>
+      </w:r>
       <w:r>
         <w:rPr>
           <w:lang w:val="sw_KE" w:bidi="sw_KE"/>
         </w:rPr>
         <w:t xml:space="preserve">, </w:t>
       </w:r>
-      <w:hyperlink r:id="rId78">
-        <w:r>
-          <w:rPr>
-            <w:lang w:val="sw_KE" w:bidi="sw_KE"/>
-          </w:rPr>
-          <w:rPr>
-            <w:color w:val="0000EE"/>
-            <w:u w:val="single"/>
-          </w:rPr>
-          <w:t>131</w:t>
-        </w:r>
-      </w:hyperlink>
+      <w:r>
+        <w:rPr>
+          <w:lang w:val="sw_KE" w:bidi="sw_KE"/>
+        </w:rPr>
+        <w:t>131</w:t>
+      </w:r>
       <w:r>
         <w:rPr>
           <w:lang w:val="sw_KE" w:bidi="sw_KE"/>
         </w:rPr>
         <w:t xml:space="preserve">, </w:t>
       </w:r>
-      <w:hyperlink r:id="rId79">
-        <w:r>
-          <w:rPr>
-            <w:lang w:val="sw_KE" w:bidi="sw_KE"/>
-          </w:rPr>
-          <w:rPr>
-            <w:color w:val="0000EE"/>
-            <w:u w:val="single"/>
-          </w:rPr>
-          <w:t>133</w:t>
-        </w:r>
-      </w:hyperlink>
+      <w:r>
+        <w:rPr>
+          <w:lang w:val="sw_KE" w:bidi="sw_KE"/>
+        </w:rPr>
+        <w:t>133</w:t>
+      </w:r>
       <w:r>
         <w:rPr>
           <w:lang w:val="sw_KE" w:bidi="sw_KE"/>
         </w:rPr>
         <w:t xml:space="preserve">, </w:t>
       </w:r>
-      <w:hyperlink r:id="rId80">
-        <w:r>
-          <w:rPr>
-            <w:lang w:val="sw_KE" w:bidi="sw_KE"/>
-          </w:rPr>
-          <w:rPr>
-            <w:color w:val="0000EE"/>
-            <w:u w:val="single"/>
-          </w:rPr>
-          <w:t>138–145</w:t>
-        </w:r>
-      </w:hyperlink>
+      <w:r>
+        <w:rPr>
+          <w:lang w:val="sw_KE" w:bidi="sw_KE"/>
+        </w:rPr>
+        <w:t>138–145</w:t>
+      </w:r>
       <w:r>
         <w:rPr>
           <w:lang w:val="sw_KE" w:bidi="sw_KE"/>
         </w:rPr>
         <w:t xml:space="preserve">; </w:t>
       </w:r>
-      <w:hyperlink r:id="rId51">
-        <w:r>
-          <w:rPr>
-            <w:lang w:val="sw_KE" w:bidi="sw_KE"/>
-          </w:rPr>
-          <w:rPr>
-            <w:color w:val="0000EE"/>
-            <w:u w:val="single"/>
-          </w:rPr>
-          <w:t>Mathayo 1:1</w:t>
-        </w:r>
-      </w:hyperlink>
+      <w:r>
+        <w:rPr>
+          <w:lang w:val="sw_KE" w:bidi="sw_KE"/>
+        </w:rPr>
+        <w:t>Mathayo 1:1</w:t>
+      </w:r>
       <w:r>
         <w:rPr>
           <w:lang w:val="sw_KE" w:bidi="sw_KE"/>
         </w:rPr>
         <w:t xml:space="preserve">; </w:t>
       </w:r>
-      <w:hyperlink r:id="rId52">
-        <w:r>
-          <w:rPr>
-            <w:lang w:val="sw_KE" w:bidi="sw_KE"/>
-          </w:rPr>
-          <w:rPr>
-            <w:color w:val="0000EE"/>
-            <w:u w:val="single"/>
-          </w:rPr>
-          <w:t>9:27</w:t>
-        </w:r>
-      </w:hyperlink>
+      <w:r>
+        <w:rPr>
+          <w:lang w:val="sw_KE" w:bidi="sw_KE"/>
+        </w:rPr>
+        <w:t>9:27</w:t>
+      </w:r>
       <w:r>
         <w:rPr>
           <w:lang w:val="sw_KE" w:bidi="sw_KE"/>
         </w:rPr>
         <w:t xml:space="preserve">; </w:t>
       </w:r>
-      <w:hyperlink r:id="rId81">
-        <w:r>
-          <w:rPr>
-            <w:lang w:val="sw_KE" w:bidi="sw_KE"/>
-          </w:rPr>
-          <w:rPr>
-            <w:color w:val="0000EE"/>
-            <w:u w:val="single"/>
-          </w:rPr>
-          <w:t>22:41–46</w:t>
-        </w:r>
-      </w:hyperlink>
+      <w:r>
+        <w:rPr>
+          <w:lang w:val="sw_KE" w:bidi="sw_KE"/>
+        </w:rPr>
+        <w:t>22:41–46</w:t>
+      </w:r>
       <w:r>
         <w:rPr>
           <w:lang w:val="sw_KE" w:bidi="sw_KE"/>
         </w:rPr>
         <w:t xml:space="preserve">; </w:t>
       </w:r>
-      <w:hyperlink r:id="rId56">
-        <w:r>
-          <w:rPr>
-            <w:lang w:val="sw_KE" w:bidi="sw_KE"/>
-          </w:rPr>
-          <w:rPr>
-            <w:color w:val="0000EE"/>
-            <w:u w:val="single"/>
-          </w:rPr>
-          <w:t>Marko 12:35–37</w:t>
-        </w:r>
-      </w:hyperlink>
+      <w:r>
+        <w:rPr>
+          <w:lang w:val="sw_KE" w:bidi="sw_KE"/>
+        </w:rPr>
+        <w:t>Marko 12:35–37</w:t>
+      </w:r>
       <w:r>
         <w:rPr>
           <w:lang w:val="sw_KE" w:bidi="sw_KE"/>
         </w:rPr>
         <w:t xml:space="preserve">; </w:t>
       </w:r>
-      <w:hyperlink r:id="rId58">
-        <w:r>
-          <w:rPr>
-            <w:lang w:val="sw_KE" w:bidi="sw_KE"/>
-          </w:rPr>
-          <w:rPr>
-            <w:color w:val="0000EE"/>
-            <w:u w:val="single"/>
-          </w:rPr>
-          <w:t>Luka 20:41–44</w:t>
-        </w:r>
-      </w:hyperlink>
+      <w:r>
+        <w:rPr>
+          <w:lang w:val="sw_KE" w:bidi="sw_KE"/>
+        </w:rPr>
+        <w:t>Luka 20:41–44</w:t>
+      </w:r>
       <w:r>
         <w:rPr>
           <w:lang w:val="sw_KE" w:bidi="sw_KE"/>
         </w:rPr>
         <w:t xml:space="preserve">; </w:t>
       </w:r>
-      <w:hyperlink r:id="rId82">
-        <w:r>
-          <w:rPr>
-            <w:lang w:val="sw_KE" w:bidi="sw_KE"/>
-          </w:rPr>
-          <w:rPr>
-            <w:color w:val="0000EE"/>
-            <w:u w:val="single"/>
-          </w:rPr>
-          <w:t>Yohana 7:40–44</w:t>
-        </w:r>
-      </w:hyperlink>
+      <w:r>
+        <w:rPr>
+          <w:lang w:val="sw_KE" w:bidi="sw_KE"/>
+        </w:rPr>
+        <w:t>Yohana 7:40–44</w:t>
+      </w:r>
       <w:r>
         <w:rPr>
           <w:lang w:val="sw_KE" w:bidi="sw_KE"/>
         </w:rPr>
         <w:t xml:space="preserve">; </w:t>
       </w:r>
-      <w:hyperlink r:id="rId83">
-        <w:r>
-          <w:rPr>
-            <w:lang w:val="sw_KE" w:bidi="sw_KE"/>
-          </w:rPr>
-          <w:rPr>
-            <w:color w:val="0000EE"/>
-            <w:u w:val="single"/>
-          </w:rPr>
-          <w:t>Matendo 2:22–37</w:t>
-        </w:r>
-      </w:hyperlink>
+      <w:r>
+        <w:rPr>
+          <w:lang w:val="sw_KE" w:bidi="sw_KE"/>
+        </w:rPr>
+        <w:t>Matendo 2:22–37</w:t>
+      </w:r>
       <w:r>
         <w:rPr>
           <w:lang w:val="sw_KE" w:bidi="sw_KE"/>
         </w:rPr>
         <w:t xml:space="preserve">; </w:t>
       </w:r>
-      <w:hyperlink r:id="rId84">
-        <w:r>
-          <w:rPr>
-            <w:lang w:val="sw_KE" w:bidi="sw_KE"/>
-          </w:rPr>
-          <w:rPr>
-            <w:color w:val="0000EE"/>
-            <w:u w:val="single"/>
-          </w:rPr>
-          <w:t>13:20–43</w:t>
-        </w:r>
-      </w:hyperlink>
+      <w:r>
+        <w:rPr>
+          <w:lang w:val="sw_KE" w:bidi="sw_KE"/>
+        </w:rPr>
+        <w:t>13:20–43</w:t>
+      </w:r>
       <w:r>
         <w:rPr>
           <w:lang w:val="sw_KE" w:bidi="sw_KE"/>
         </w:rPr>
         <w:t xml:space="preserve">; </w:t>
       </w:r>
-      <w:hyperlink r:id="rId85">
-        <w:r>
-          <w:rPr>
-            <w:lang w:val="sw_KE" w:bidi="sw_KE"/>
-          </w:rPr>
-          <w:rPr>
-            <w:color w:val="0000EE"/>
-            <w:u w:val="single"/>
-          </w:rPr>
-          <w:t>Warumi 1:3</w:t>
-        </w:r>
-      </w:hyperlink>
+      <w:r>
+        <w:rPr>
+          <w:lang w:val="sw_KE" w:bidi="sw_KE"/>
+        </w:rPr>
+        <w:t>Warumi 1:3</w:t>
+      </w:r>
       <w:r>
         <w:rPr>
           <w:lang w:val="sw_KE" w:bidi="sw_KE"/>
         </w:rPr>
         <w:t xml:space="preserve">; </w:t>
       </w:r>
-      <w:hyperlink r:id="rId61">
-        <w:r>
-          <w:rPr>
-            <w:lang w:val="sw_KE" w:bidi="sw_KE"/>
-          </w:rPr>
-          <w:rPr>
-            <w:color w:val="0000EE"/>
-            <w:u w:val="single"/>
-          </w:rPr>
-          <w:t>Ufunuo 22:16</w:t>
-        </w:r>
-      </w:hyperlink>
+      <w:r>
+        <w:rPr>
+          <w:lang w:val="sw_KE" w:bidi="sw_KE"/>
+        </w:rPr>
+        <w:t>Ufunuo 22:16</w:t>
+      </w:r>
       <w:r>
         <w:rPr>
           <w:lang w:val="sw_KE" w:bidi="sw_KE"/>
@@ -2013,18 +1533,12 @@
         </w:rPr>
         <w:t xml:space="preserve">Nabii Debora alikuwa mmoja wa Waamuzi wa kwanza wa Israeli. Alikuwa mwanamke mwenye uadilifu na aliyejitolea kwa Bwana. Kama nabii, alipokea ujumbe wa kimungu. Kama hakimu, alitatua migogoro ya kisheria. Watu mara nyingi walimwita "mama katika Israeli" (tazama </w:t>
       </w:r>
-      <w:hyperlink r:id="rId86">
-        <w:r>
-          <w:rPr>
-            <w:lang w:val="sw_KE" w:bidi="sw_KE"/>
-          </w:rPr>
-          <w:rPr>
-            <w:color w:val="0000EE"/>
-            <w:u w:val="single"/>
-          </w:rPr>
-          <w:t>Waamuzi 5:7</w:t>
-        </w:r>
-      </w:hyperlink>
+      <w:r>
+        <w:rPr>
+          <w:lang w:val="sw_KE" w:bidi="sw_KE"/>
+        </w:rPr>
+        <w:t>Waamuzi 5:7</w:t>
+      </w:r>
       <w:r>
         <w:rPr>
           <w:lang w:val="sw_KE" w:bidi="sw_KE"/>
@@ -2045,36 +1559,24 @@
         </w:rPr>
         <w:t>Katika kipindi cha Debora, watu walikuwa wakifanya mambo mabaya zaidi. Waliacha kufuata njia za Mungu, na makabila ya Israeli hayakuwa na umoja. Israeli ilikuwa ikifanya "uovu machoni pa BWANA" (</w:t>
       </w:r>
-      <w:hyperlink r:id="rId87">
-        <w:r>
-          <w:rPr>
-            <w:lang w:val="sw_KE" w:bidi="sw_KE"/>
-          </w:rPr>
-          <w:rPr>
-            <w:color w:val="0000EE"/>
-            <w:u w:val="single"/>
-          </w:rPr>
-          <w:t>Waamuzi 4:1</w:t>
-        </w:r>
-      </w:hyperlink>
+      <w:r>
+        <w:rPr>
+          <w:lang w:val="sw_KE" w:bidi="sw_KE"/>
+        </w:rPr>
+        <w:t>Waamuzi 4:1</w:t>
+      </w:r>
       <w:r>
         <w:rPr>
           <w:lang w:val="sw_KE" w:bidi="sw_KE"/>
         </w:rPr>
         <w:t>). Kwa hiyo, Mungu aliwapeleka Israeli mikononi mwa mtesi wao, Yabini wa Kanaani. Kisha, Israeli walimlilia Bwana kwa msaada (</w:t>
       </w:r>
-      <w:hyperlink r:id="rId88">
-        <w:r>
-          <w:rPr>
-            <w:lang w:val="sw_KE" w:bidi="sw_KE"/>
-          </w:rPr>
-          <w:rPr>
-            <w:color w:val="0000EE"/>
-            <w:u w:val="single"/>
-          </w:rPr>
-          <w:t>Waamuzi 4:3</w:t>
-        </w:r>
-      </w:hyperlink>
+      <w:r>
+        <w:rPr>
+          <w:lang w:val="sw_KE" w:bidi="sw_KE"/>
+        </w:rPr>
+        <w:t>Waamuzi 4:3</w:t>
+      </w:r>
       <w:r>
         <w:rPr>
           <w:lang w:val="sw_KE" w:bidi="sw_KE"/>
@@ -2095,18 +1597,12 @@
         </w:rPr>
         <w:t>Mungu alimwita Baraka kupigana na Sisera, jemadari wa jeshi la Yabini, kupitia Debora. Hata hivyo, Baraka hakuwa na shauku wala ujasiri. Alisisitiza kwamba Debora amsindikize. Debora alikubali lakini alionya kwamba mwanamke angepokea utukufu wa ushindi, si Baraka. Hii ilitimia wakati Baraka alishinda Sisera na jeshi lake, lakini Yaeli, mwanamke aliyemuua Sisera, alipokea utukufu. Baraka alionyesha ujasiri mdogo na uongozi dhaifu. Hii ilikuwa tofauti sana na ujasiri na uongozi wa Debora na Yaeli. Matendo ya Debora yalisababisha miaka arobaini ya amani kwa Israeli (</w:t>
       </w:r>
-      <w:hyperlink r:id="rId89">
-        <w:r>
-          <w:rPr>
-            <w:lang w:val="sw_KE" w:bidi="sw_KE"/>
-          </w:rPr>
-          <w:rPr>
-            <w:color w:val="0000EE"/>
-            <w:u w:val="single"/>
-          </w:rPr>
-          <w:t>Waamuzi 5:31</w:t>
-        </w:r>
-      </w:hyperlink>
+      <w:r>
+        <w:rPr>
+          <w:lang w:val="sw_KE" w:bidi="sw_KE"/>
+        </w:rPr>
+        <w:t>Waamuzi 5:31</w:t>
+      </w:r>
       <w:r>
         <w:rPr>
           <w:lang w:val="sw_KE" w:bidi="sw_KE"/>
@@ -2136,18 +1632,12 @@
           <w:lang w:val="sw_KE" w:bidi="sw_KE"/>
         </w:rPr>
       </w:r>
-      <w:hyperlink r:id="rId90">
-        <w:r>
-          <w:rPr>
-            <w:lang w:val="sw_KE" w:bidi="sw_KE"/>
-          </w:rPr>
-          <w:rPr>
-            <w:color w:val="0000EE"/>
-            <w:u w:val="single"/>
-          </w:rPr>
-          <w:t>Waamuzi 4:1–5:31</w:t>
-        </w:r>
-      </w:hyperlink>
+      <w:r>
+        <w:rPr>
+          <w:lang w:val="sw_KE" w:bidi="sw_KE"/>
+        </w:rPr>
+        <w:t>Waamuzi 4:1–5:31</w:t>
+      </w:r>
       <w:r>
         <w:rPr>
           <w:lang w:val="sw_KE" w:bidi="sw_KE"/>
